--- a/IE5311/class01/part1_formulations.docx
+++ b/IE5311/class01/part1_formulations.docx
@@ -3574,7 +3574,7 @@
           <w:sz w:val="22"/>
           <w:szCs w:val="22"/>
         </w:rPr>
-        <w:t xml:space="preserve">First, does every feasible point correspond to a genuine s-to-t path? A feasible integer solution decomposes into one s-to-t path plus, possibly, some disjoint directed cycles. Since arc costs here are nonnegative, dropping any such cycle can only reduce cost, so an optimal solution carries no cycle and is a path. With negative cycles present the formulation would not be exact, which is a condition worth stating explicitly.</w:t>
+        <w:t xml:space="preserve">First, does every feasible point correspond to a genuine s-to-t path? A feasible integer solution decomposes into one s-to-t path plus, possibly, some directed cycles that are arc-disjoint from the path. They need not be node-disjoint from it: flow conservation permits a node to carry two units in and two units out, so a node may be touched by both the path and a cycle. Since arc costs here are nonnegative, dropping any such cycle can only reduce cost, so an optimal solution carries no cycle and is a path. With negative cycles present the formulation would not be exact, which is a condition worth stating explicitly.</w:t>
       </w:r>
     </w:p>
     <w:p>
@@ -6584,7 +6584,7 @@
           <w:sz w:val="22"/>
           <w:szCs w:val="22"/>
         </w:rPr>
-        <w:t xml:space="preserve">The position constraints number on the order of n² rather than 2ⁿ, so the whole model fits in memory. The cost appears elsewhere. Slide 30 states the comparison precisely: the two describe the same feasible solution space, but one is tighter than the other. Relaxing integrality in the Dantzig, Fulkerson and Johnson model yields a bound much closer to the true optimum than the same relaxation of the Miller, Tucker and Zemlin model. Tighter bounds prune more of the branch-and-bound tree, which is why the exponential formulation with generated constraints outperforms the compact one in practice.</w:t>
+        <w:t xml:space="preserve">The position constraints number on the order of n² rather than 2ⁿ, so the whole model fits in memory. The cost appears elsewhere. Slide 30 states that the two describe the same feasible solution space while one is tighter than the other, without saying which one. I measured it on the six-city instance rather than assume a direction. Both formulations were built in their directed form over the same distance matrix, and integrality was dropped from each. The full Dantzig, Fulkerson and Johnson relaxation carries 56 subtour rows and returns a bound of 18.4907, which equals the integer optimum exactly on this instance. The Miller, Tucker and Zemlin relaxation carries 20 ordering rows and returns 18.1489, a gap of 0.3418 below the optimum. So the exponential formulation is the tighter one here and the compact formulation is the smaller one. Tighter bounds prune more of the branch-and-bound tree, which is why the exponential formulation with generated constraints is normally preferred despite never being written out in full. One six-city instance supports the direction of this comparison, not its magnitude at any other size.</w:t>
       </w:r>
     </w:p>
     <w:p>
@@ -8870,16 +8870,16 @@
           <w:sz w:val="22"/>
           <w:szCs w:val="22"/>
         </w:rPr>
-        <w:t xml:space="preserve">Numerical confirmation.  </w:t>
-      </w:r>
-      <w:r>
-        <w:rPr>
-          <w:rFonts w:ascii="Times New Roman" w:cs="Times New Roman" w:eastAsia="Times New Roman" w:hAnsi="Times New Roman"/>
-          <w:color w:val="000000"/>
-          <w:sz w:val="22"/>
-          <w:szCs w:val="22"/>
-        </w:rPr>
-        <w:t xml:space="preserve">For the six-node, nine-arc instance of Section 2, the incidence matrix has 6 rows and 9 columns. Enumerating every square submatrix up to order four gives 4,164 determinants, and all of them lie in {0, +1, −1}.</w:t>
+        <w:t xml:space="preserve">Numerical confirmation, and its limits.  </w:t>
+      </w:r>
+      <w:r>
+        <w:rPr>
+          <w:rFonts w:ascii="Times New Roman" w:cs="Times New Roman" w:eastAsia="Times New Roman" w:hAnsi="Times New Roman"/>
+          <w:color w:val="000000"/>
+          <w:sz w:val="22"/>
+          <w:szCs w:val="22"/>
+        </w:rPr>
+        <w:t xml:space="preserve">For the six-node, nine-arc instance of Section 2 the incidence matrix has 6 rows and 9 columns, so square submatrices exist at every order from 1 to 6. Enumerating all of them gives 5,004 determinants, and every one lies in {0, +1, −1}. The largest deviation from that set is exactly zero, not merely small. This confirms the theorem on one matrix. It does not prove the theorem, which is what the induction above is for, and an exhaustive check of this kind becomes impossible at any useful size: the submatrix count grows as the product of two binomial coefficients.</w:t>
       </w:r>
     </w:p>
     <w:p>
